--- a/Docs/需求与架构.docx
+++ b/Docs/需求与架构.docx
@@ -1,6 +1,6 @@
 
 <file path=word/document.xml><?xml version="1.0" encoding="utf-8"?>
-<w:document xmlns:wpc="http://schemas.microsoft.com/office/word/2010/wordprocessingCanvas" xmlns:cx="http://schemas.microsoft.com/office/drawing/2014/chartex" xmlns:cx1="http://schemas.microsoft.com/office/drawing/2015/9/8/chartex" xmlns:cx2="http://schemas.microsoft.com/office/drawing/2015/10/21/chartex" xmlns:cx3="http://schemas.microsoft.com/office/drawing/2016/5/9/chartex" xmlns:cx4="http://schemas.microsoft.com/office/drawing/2016/5/10/chartex" xmlns:cx5="http://schemas.microsoft.com/office/drawing/2016/5/11/chartex" xmlns:cx6="http://schemas.microsoft.com/office/drawing/2016/5/12/chartex" xmlns:cx7="http://schemas.microsoft.com/office/drawing/2016/5/13/chartex" xmlns:cx8="http://schemas.microsoft.com/office/drawing/2016/5/14/chartex" xmlns:mc="http://schemas.openxmlformats.org/markup-compatibility/2006" xmlns:aink="http://schemas.microsoft.com/office/drawing/2016/ink" xmlns:am3d="http://schemas.microsoft.com/office/drawing/2017/model3d" xmlns:o="urn:schemas-microsoft-com:office:office" xmlns:oel="http://schemas.microsoft.com/office/2019/extlst" xmlns:r="http://schemas.openxmlformats.org/officeDocument/2006/relationships" xmlns:m="http://schemas.openxmlformats.org/officeDocument/2006/math" xmlns:v="urn:schemas-microsoft-com:vml" xmlns:wp14="http://schemas.microsoft.com/office/word/2010/wordprocessingDrawing" xmlns:wp="http://schemas.openxmlformats.org/drawingml/2006/wordprocessingDrawing" xmlns:w10="urn:schemas-microsoft-com:office:word" xmlns:w="http://schemas.openxmlformats.org/wordprocessingml/2006/main" xmlns:w14="http://schemas.microsoft.com/office/word/2010/wordml" xmlns:w15="http://schemas.microsoft.com/office/word/2012/wordml" xmlns:w16cei="http://schemas.microsoft.com/office/word/2026/wordml/cei" xmlns:w16cex="http://schemas.microsoft.com/office/word/2018/wordml/cex" xmlns:w16cid="http://schemas.microsoft.com/office/word/2016/wordml/cid" xmlns:w16="http://schemas.microsoft.com/office/word/2018/wordml" xmlns:w16du="http://schemas.microsoft.com/office/word/2023/wordml/word16du" xmlns:w16sdtdh="http://schemas.microsoft.com/office/word/2020/wordml/sdtdatahash" xmlns:w16sdtfl="http://schemas.microsoft.com/office/word/2024/wordml/sdtformatlock" xmlns:w16se="http://schemas.microsoft.com/office/word/2015/wordml/symex" xmlns:wpg="http://schemas.microsoft.com/office/word/2010/wordprocessingGroup" xmlns:wpi="http://schemas.microsoft.com/office/word/2010/wordprocessingInk" xmlns:wne="http://schemas.microsoft.com/office/word/2006/wordml" xmlns:wps="http://schemas.microsoft.com/office/word/2010/wordprocessingShape" mc:Ignorable="w14 w15 w16se w16cid w16 w16cex w16sdtdh w16sdtfl w16du wp14">
+<w:document xmlns:wpc="http://schemas.microsoft.com/office/word/2010/wordprocessingCanvas" xmlns:cx="http://schemas.microsoft.com/office/drawing/2014/chartex" xmlns:cx1="http://schemas.microsoft.com/office/drawing/2015/9/8/chartex" xmlns:cx2="http://schemas.microsoft.com/office/drawing/2015/10/21/chartex" xmlns:cx3="http://schemas.microsoft.com/office/drawing/2016/5/9/chartex" xmlns:cx4="http://schemas.microsoft.com/office/drawing/2016/5/10/chartex" xmlns:cx5="http://schemas.microsoft.com/office/drawing/2016/5/11/chartex" xmlns:cx6="http://schemas.microsoft.com/office/drawing/2016/5/12/chartex" xmlns:cx7="http://schemas.microsoft.com/office/drawing/2016/5/13/chartex" xmlns:cx8="http://schemas.microsoft.com/office/drawing/2016/5/14/chartex" xmlns:mc="http://schemas.openxmlformats.org/markup-compatibility/2006" xmlns:aink="http://schemas.microsoft.com/office/drawing/2016/ink" xmlns:am3d="http://schemas.microsoft.com/office/drawing/2017/model3d" xmlns:o="urn:schemas-microsoft-com:office:office" xmlns:oel="http://schemas.microsoft.com/office/2019/extlst" xmlns:r="http://schemas.openxmlformats.org/officeDocument/2006/relationships" xmlns:m="http://schemas.openxmlformats.org/officeDocument/2006/math" xmlns:v="urn:schemas-microsoft-com:vml" xmlns:wp14="http://schemas.microsoft.com/office/word/2010/wordprocessingDrawing" xmlns:wp="http://schemas.openxmlformats.org/drawingml/2006/wordprocessingDrawing" xmlns:w10="urn:schemas-microsoft-com:office:word" xmlns:w="http://schemas.openxmlformats.org/wordprocessingml/2006/main" xmlns:w14="http://schemas.microsoft.com/office/word/2010/wordml" xmlns:w15="http://schemas.microsoft.com/office/word/2012/wordml" xmlns:w16cex="http://schemas.microsoft.com/office/word/2018/wordml/cex" xmlns:w16cid="http://schemas.microsoft.com/office/word/2016/wordml/cid" xmlns:w16="http://schemas.microsoft.com/office/word/2018/wordml" xmlns:w16du="http://schemas.microsoft.com/office/word/2023/wordml/word16du" xmlns:w16sdtdh="http://schemas.microsoft.com/office/word/2020/wordml/sdtdatahash" xmlns:w16sdtfl="http://schemas.microsoft.com/office/word/2024/wordml/sdtformatlock" xmlns:w16se="http://schemas.microsoft.com/office/word/2015/wordml/symex" xmlns:wpg="http://schemas.microsoft.com/office/word/2010/wordprocessingGroup" xmlns:wpi="http://schemas.microsoft.com/office/word/2010/wordprocessingInk" xmlns:wne="http://schemas.microsoft.com/office/word/2006/wordml" xmlns:wps="http://schemas.microsoft.com/office/word/2010/wordprocessingShape" mc:Ignorable="w14 w15 w16se w16cid w16 w16cex w16sdtdh w16sdtfl w16du wp14">
   <w:body>
     <w:p>
       <w:pPr>
@@ -66,11 +66,6 @@
       </w:r>
     </w:p>
     <w:p>
-      <w:pPr>
-        <w:rPr>
-          <w:rFonts w:hint="eastAsia"/>
-        </w:rPr>
-      </w:pPr>
       <w:r>
         <w:t>系统采用 Agent 作为整体任务调度中心，根据质检任务自动调用视觉检测、知识库检索、规则判断和报告生成等工具。当视觉模型置信度较低、知识库证据不足或无法明确判断质检结果时，系统不会直接给出确定性结论，而是将该案例转交人工质检人员复核。</w:t>
       </w:r>
@@ -288,9 +283,6 @@
           <w:ilvl w:val="0"/>
           <w:numId w:val="3"/>
         </w:numPr>
-        <w:rPr>
-          <w:rFonts w:hint="eastAsia"/>
-        </w:rPr>
       </w:pPr>
       <w:r>
         <w:t xml:space="preserve">查看人工复核案例； </w:t>
@@ -313,9 +305,6 @@
           <w:ilvl w:val="0"/>
           <w:numId w:val="3"/>
         </w:numPr>
-        <w:rPr>
-          <w:rFonts w:hint="eastAsia"/>
-        </w:rPr>
       </w:pPr>
       <w:r>
         <w:t>分析系统整体质检效果。</w:t>
@@ -423,11 +412,6 @@
       </w:r>
     </w:p>
     <w:p>
-      <w:pPr>
-        <w:rPr>
-          <w:rFonts w:hint="eastAsia"/>
-        </w:rPr>
-      </w:pPr>
       <w:r>
         <w:t>视觉模型对于每个缺陷应尽可能输出以下信息</w:t>
       </w:r>
@@ -557,13 +541,40 @@
         </w:rPr>
         <w:t>。</w:t>
       </w:r>
-    </w:p>
-    <w:p>
-      <w:pPr>
-        <w:rPr>
-          <w:rFonts w:hint="eastAsia"/>
-        </w:rPr>
-      </w:pPr>
+      <w:r>
+        <w:t>本项目将 RAG 知识库区分为两类：</w:t>
+      </w:r>
+      <w:r>
+        <w:rPr>
+          <w:b/>
+          <w:bCs/>
+        </w:rPr>
+        <w:t>缺陷知识库</w:t>
+      </w:r>
+      <w:r>
+        <w:t>和</w:t>
+      </w:r>
+      <w:r>
+        <w:rPr>
+          <w:b/>
+          <w:bCs/>
+        </w:rPr>
+        <w:t>质检规则库</w:t>
+      </w:r>
+      <w:r>
+        <w:t>，两类资料分别存储和检索，避免缺陷知识与质检规则混在一起。</w:t>
+      </w:r>
+    </w:p>
+    <w:p>
+      <w:r>
+        <w:rPr>
+          <w:rFonts w:hint="eastAsia"/>
+        </w:rPr>
+        <w:t>缺陷知识库：</w:t>
+      </w:r>
+      <w:r>
+        <w:br/>
+      </w:r>
       <w:r>
         <w:t xml:space="preserve">第一阶段计划从 </w:t>
       </w:r>
@@ -579,6 +590,12 @@
         <w:rPr>
           <w:rFonts w:hint="eastAsia"/>
         </w:rPr>
+        <w:t>缺陷</w:t>
+      </w:r>
+      <w:r>
+        <w:rPr>
+          <w:rFonts w:hint="eastAsia"/>
+        </w:rPr>
         <w:t>知识库</w:t>
       </w:r>
       <w:r>
@@ -667,6 +684,74 @@
       </w:r>
       <w:r>
         <w:t>不同缺陷之间的区别。</w:t>
+      </w:r>
+      <w:r>
+        <w:t>当视觉模型识别出某类缺陷后，系统可以根据缺陷类别在缺陷知识库中检索对应资料，为后续质检分析提供知识依据。</w:t>
+      </w:r>
+    </w:p>
+    <w:p>
+      <w:pPr>
+        <w:rPr>
+          <w:rFonts w:hint="eastAsia"/>
+        </w:rPr>
+      </w:pPr>
+      <w:r>
+        <w:rPr>
+          <w:rFonts w:hint="eastAsia"/>
+        </w:rPr>
+        <w:t>质检知识库：</w:t>
+      </w:r>
+      <w:r>
+        <w:br/>
+      </w:r>
+      <w:r>
+        <w:t>质检规则库主要用于回答“这个缺陷属于什么等级、是否允许存在、应该如何处理、是</w:t>
+      </w:r>
+      <w:r>
+        <w:lastRenderedPageBreak/>
+        <w:t>否需要人工复核”。质检规则库主要存储企业内部质检标准或相关钢板表面质量规则，包括</w:t>
+      </w:r>
+      <w:r>
+        <w:rPr>
+          <w:rFonts w:hint="eastAsia"/>
+        </w:rPr>
+        <w:t>：</w:t>
+      </w:r>
+      <w:r>
+        <w:t>缺陷等级</w:t>
+      </w:r>
+      <w:r>
+        <w:rPr>
+          <w:rFonts w:hint="eastAsia"/>
+        </w:rPr>
+        <w:t>，</w:t>
+      </w:r>
+      <w:r>
+        <w:t>缺陷允许范围</w:t>
+      </w:r>
+      <w:r>
+        <w:rPr>
+          <w:rFonts w:hint="eastAsia"/>
+        </w:rPr>
+        <w:t>，</w:t>
+      </w:r>
+      <w:r>
+        <w:t>缺陷处理方式</w:t>
+      </w:r>
+      <w:r>
+        <w:rPr>
+          <w:rFonts w:hint="eastAsia"/>
+        </w:rPr>
+        <w:t>，</w:t>
+      </w:r>
+      <w:r>
+        <w:t>人工复核条件。系统根据视觉模型输出的缺陷类别、面积、长度、宽度、数量等检测结果，在质检规则库中检索对应规则，并结合规则判断缺陷等级和推荐处理方式。如果系统未检索到对应质检规则，或者不同规则之间存在冲突，则不自动给出确定性结论，而是将该案例标记为需要人工复核</w:t>
+      </w:r>
+      <w:r>
+        <w:rPr>
+          <w:rFonts w:hint="eastAsia"/>
+        </w:rPr>
+        <w:t>。</w:t>
       </w:r>
     </w:p>
     <w:p>
@@ -723,17 +808,8 @@
       </w:r>
     </w:p>
     <w:p>
-      <w:pPr>
-        <w:rPr>
-          <w:rFonts w:hint="eastAsia"/>
-        </w:rPr>
-      </w:pPr>
-      <w:r>
-        <w:t>钢板生产过程中会产生大量需要检查的表面图像，完全依赖人工逐张检查需要投入大量时间和人力。系统通过视觉模型自动完成初步缺陷识别，让质检人员主要关注存在</w:t>
-      </w:r>
-      <w:r>
-        <w:lastRenderedPageBreak/>
-        <w:t>异常的产品。</w:t>
+      <w:r>
+        <w:t>钢板生产过程中会产生大量需要检查的表面图像，完全依赖人工逐张检查需要投入大量时间和人力。系统通过视觉模型自动完成初步缺陷识别，让质检人员主要关注存在异常的产品。</w:t>
       </w:r>
     </w:p>
     <w:p>
@@ -760,11 +836,6 @@
       </w:r>
     </w:p>
     <w:p>
-      <w:pPr>
-        <w:rPr>
-          <w:rFonts w:hint="eastAsia"/>
-        </w:rPr>
-      </w:pPr>
       <w:r>
         <w:t>部分钢板缺陷可能面积较小、颜色变化不明显或者与钢板背景较为接近。</w:t>
       </w:r>
@@ -802,11 +873,6 @@
       </w:r>
     </w:p>
     <w:p>
-      <w:pPr>
-        <w:rPr>
-          <w:rFonts w:hint="eastAsia"/>
-        </w:rPr>
-      </w:pPr>
       <w:r>
         <w:t>不同质检人员的经验和判断方式可能存在差异</w:t>
       </w:r>
@@ -872,7 +938,13 @@
         <w:t>、</w:t>
       </w:r>
       <w:r>
-        <w:t>查找相关文档</w:t>
+        <w:t>查</w:t>
+      </w:r>
+      <w:r>
+        <w:rPr>
+          <w:rFonts w:hint="eastAsia"/>
+        </w:rPr>
+        <w:t>缺陷资料</w:t>
       </w:r>
       <w:r>
         <w:rPr>
@@ -881,7 +953,13 @@
         <w:t>、</w:t>
       </w:r>
       <w:r>
-        <w:t>查质检要求</w:t>
+        <w:t>查质检</w:t>
+      </w:r>
+      <w:r>
+        <w:rPr>
+          <w:rFonts w:hint="eastAsia"/>
+        </w:rPr>
+        <w:t>规则</w:t>
       </w:r>
       <w:r>
         <w:rPr>
@@ -912,21 +990,33 @@
       </w:r>
     </w:p>
     <w:p>
-      <w:pPr>
-        <w:rPr>
-          <w:rFonts w:hint="eastAsia"/>
-        </w:rPr>
-      </w:pPr>
-      <w:r>
-        <w:t xml:space="preserve">本系统通过 RAG 自动检索 </w:t>
-      </w:r>
-      <w:proofErr w:type="spellStart"/>
-      <w:r>
-        <w:t>SteelDefectX</w:t>
-      </w:r>
-      <w:proofErr w:type="spellEnd"/>
-      <w:r>
-        <w:t xml:space="preserve"> 缺陷知识以及企业质检规则，从而减少人工查阅资料的工作。</w:t>
+      <w:r>
+        <w:t>本系统将资料分为两类知识库进行管理。其中，</w:t>
+      </w:r>
+      <w:r>
+        <w:rPr>
+          <w:b/>
+          <w:bCs/>
+        </w:rPr>
+        <w:t>缺陷知识库</w:t>
+      </w:r>
+      <w:r>
+        <w:t>用于检索缺陷定义、视觉特征、形成原因和相似缺陷区别；</w:t>
+      </w:r>
+      <w:r>
+        <w:rPr>
+          <w:b/>
+          <w:bCs/>
+        </w:rPr>
+        <w:t>质检规则库</w:t>
+      </w:r>
+      <w:r>
+        <w:t>用于检索缺陷等级、允许范围、处理方式和人工复核条件。</w:t>
+      </w:r>
+    </w:p>
+    <w:p>
+      <w:r>
+        <w:t>通过 RAG 自动检索这两类资料，可以减少质检人员人工查阅文档的工作，并为后续质检判断提供更加清晰的依据。</w:t>
       </w:r>
     </w:p>
     <w:p>
@@ -1120,6 +1210,7 @@
     </w:p>
     <w:p>
       <w:r>
+        <w:lastRenderedPageBreak/>
         <w:t>其中各模块职责如下：</w:t>
       </w:r>
     </w:p>
@@ -1131,7 +1222,31 @@
         <w:t>视觉模型：</w:t>
       </w:r>
       <w:r>
-        <w:t>负责“看图片”，识别钢板表面缺陷并提取缺陷区域。</w:t>
+        <w:t>负责“看图片”，识别钢板表面缺陷并提取缺陷区域</w:t>
+      </w:r>
+      <w:r>
+        <w:rPr>
+          <w:rFonts w:hint="eastAsia"/>
+        </w:rPr>
+        <w:t>，</w:t>
+      </w:r>
+      <w:r>
+        <w:t>同时输出缺陷类别、位置、面积等视觉检测结果。</w:t>
+      </w:r>
+    </w:p>
+    <w:p>
+      <w:r>
+        <w:t>缺陷知识库：负责“查缺陷知识”，根据视觉模型识别出的缺陷类型，查询缺陷定义、视觉特征、形成原因以及相似缺陷之间的区别。</w:t>
+      </w:r>
+    </w:p>
+    <w:p>
+      <w:pPr>
+        <w:rPr>
+          <w:rFonts w:hint="eastAsia"/>
+        </w:rPr>
+      </w:pPr>
+      <w:r>
+        <w:t>质检规则库：负责“查质检规则”，根据缺陷类型和视觉检测结果，查询缺陷等级、允许范围、处理方式以及人工复核条件。</w:t>
       </w:r>
     </w:p>
     <w:p>
@@ -1145,15 +1260,7 @@
         <w:t>：</w:t>
       </w:r>
       <w:r>
-        <w:t xml:space="preserve">负责“查知识”，查询 </w:t>
-      </w:r>
-      <w:proofErr w:type="spellStart"/>
-      <w:r>
-        <w:t>SteelDefectX</w:t>
-      </w:r>
-      <w:proofErr w:type="spellEnd"/>
-      <w:r>
-        <w:t xml:space="preserve"> 中的缺陷定义、视觉特征和可能成因，以及企业内部质检规则。</w:t>
+        <w:t>负责从缺陷知识库和质检规则库中分别检索与当前检测结果相关的信息，并将检索结果提供给大语言模型。</w:t>
       </w:r>
     </w:p>
     <w:p>
@@ -1167,7 +1274,7 @@
         <w:t>：</w:t>
       </w:r>
       <w:r>
-        <w:t>负责“理解和整理”，将视觉检测结果和 RAG 检索结果整理为结构化质检信息和自然语言解释。</w:t>
+        <w:t>负责“理解和整理”，结合视觉检测结果、缺陷知识和质检规则，生成结构化质检分析结果，包括缺陷说明、质检建议以及是否需要人工复核等信息。</w:t>
       </w:r>
     </w:p>
     <w:p>
@@ -1181,15 +1288,10 @@
         <w:t>：</w:t>
       </w:r>
       <w:r>
-        <w:t>负责“控制流程”，根据当前任务决定调用视觉工具、RAG 工具、规则工具和报告工具，并根据置信度决定是否需要人工复核。</w:t>
-      </w:r>
-    </w:p>
-    <w:p>
-      <w:pPr>
-        <w:rPr>
-          <w:rFonts w:hint="eastAsia"/>
-        </w:rPr>
-      </w:pPr>
+        <w:t>负责“控制流程”，根据当前质检任务决定调用视觉检测工具、缺陷知识检索工具、质检规则检索工具和报告生成工具，并根据视觉模型置信度、规则完整性和规则一致性决定是否需要人工复核。</w:t>
+      </w:r>
+    </w:p>
+    <w:p>
       <w:r>
         <w:t>Human Inspector</w:t>
       </w:r>
@@ -1200,8 +1302,168 @@
         <w:t>：</w:t>
       </w:r>
       <w:r>
-        <w:t>负责处理 AI 无法可靠判断的案例，并提供人工反馈。</w:t>
-      </w:r>
+        <w:t>负责确认最终质检结论，并处理视觉模型置信度较低、质检规则缺失、质检规则冲突或系统无法可靠判断的案例。</w:t>
+      </w:r>
+    </w:p>
+    <w:p>
+      <w:pPr>
+        <w:pStyle w:val="a9"/>
+        <w:numPr>
+          <w:ilvl w:val="1"/>
+          <w:numId w:val="7"/>
+        </w:numPr>
+        <w:rPr>
+          <w:sz w:val="28"/>
+          <w:szCs w:val="32"/>
+        </w:rPr>
+      </w:pPr>
+      <w:r>
+        <w:rPr>
+          <w:rFonts w:hint="eastAsia"/>
+          <w:sz w:val="28"/>
+          <w:szCs w:val="32"/>
+        </w:rPr>
+        <w:t xml:space="preserve"> </w:t>
+      </w:r>
+      <w:r>
+        <w:rPr>
+          <w:sz w:val="28"/>
+          <w:szCs w:val="32"/>
+        </w:rPr>
+        <w:t>第一版系统边界</w:t>
+      </w:r>
+    </w:p>
+    <w:p>
+      <w:r>
+        <w:t>第一版系统主要用于验证“视觉检测 + RAG 知识检索 + 大语言模型质检分析”的完整流程，不以替代现有钢铁企业生产质检系统为目标。</w:t>
+      </w:r>
+    </w:p>
+    <w:p>
+      <w:r>
+        <w:t>第一版系统明确具有以下边界：</w:t>
+      </w:r>
+    </w:p>
+    <w:p>
+      <w:pPr>
+        <w:numPr>
+          <w:ilvl w:val="0"/>
+          <w:numId w:val="9"/>
+        </w:numPr>
+      </w:pPr>
+      <w:r>
+        <w:rPr>
+          <w:b/>
+          <w:bCs/>
+        </w:rPr>
+        <w:t>不负责训练新的视觉模型。</w:t>
+      </w:r>
+      <w:r>
+        <w:br/>
+        <w:t xml:space="preserve">第一版直接使用已有的钢板表面缺陷检测或分割模型进行推理，不在系统中重新训练新的视觉模型。 </w:t>
+      </w:r>
+    </w:p>
+    <w:p>
+      <w:pPr>
+        <w:numPr>
+          <w:ilvl w:val="0"/>
+          <w:numId w:val="9"/>
+        </w:numPr>
+      </w:pPr>
+      <w:r>
+        <w:rPr>
+          <w:b/>
+          <w:bCs/>
+        </w:rPr>
+        <w:t>不接入真实生产线。</w:t>
+      </w:r>
+      <w:r>
+        <w:br/>
+        <w:t xml:space="preserve">第一版不直接连接钢铁生产线、工业相机、MES、PLC 等生产系统或设备。 </w:t>
+      </w:r>
+    </w:p>
+    <w:p>
+      <w:pPr>
+        <w:numPr>
+          <w:ilvl w:val="0"/>
+          <w:numId w:val="9"/>
+        </w:numPr>
+      </w:pPr>
+      <w:r>
+        <w:rPr>
+          <w:b/>
+          <w:bCs/>
+        </w:rPr>
+        <w:t>不直接控制生产设备。</w:t>
+      </w:r>
+      <w:r>
+        <w:br/>
+        <w:t xml:space="preserve">系统不会根据检测结果自动控制生产线、停机、返修设备或执行其他生产操作。 </w:t>
+      </w:r>
+    </w:p>
+    <w:p>
+      <w:pPr>
+        <w:numPr>
+          <w:ilvl w:val="0"/>
+          <w:numId w:val="9"/>
+        </w:numPr>
+      </w:pPr>
+      <w:r>
+        <w:rPr>
+          <w:b/>
+          <w:bCs/>
+        </w:rPr>
+        <w:t>只处理用户主动上传的钢板表面图片。</w:t>
+      </w:r>
+      <w:r>
+        <w:br/>
+        <w:t xml:space="preserve">质检人员通过系统界面上传钢板表面图片，系统对上传图片进行缺陷检测、知识检索和质检分析。 </w:t>
+      </w:r>
+    </w:p>
+    <w:p>
+      <w:pPr>
+        <w:numPr>
+          <w:ilvl w:val="0"/>
+          <w:numId w:val="9"/>
+        </w:numPr>
+      </w:pPr>
+      <w:r>
+        <w:rPr>
+          <w:b/>
+          <w:bCs/>
+        </w:rPr>
+        <w:lastRenderedPageBreak/>
+        <w:t>系统只提供辅助质检建议。</w:t>
+      </w:r>
+      <w:r>
+        <w:br/>
+        <w:t xml:space="preserve">系统根据视觉检测结果、缺陷知识和质检规则生成辅助质检建议，包括缺陷类型、缺陷等级、相关依据和建议处理方式。 </w:t>
+      </w:r>
+    </w:p>
+    <w:p>
+      <w:pPr>
+        <w:numPr>
+          <w:ilvl w:val="0"/>
+          <w:numId w:val="9"/>
+        </w:numPr>
+      </w:pPr>
+      <w:r>
+        <w:rPr>
+          <w:b/>
+          <w:bCs/>
+        </w:rPr>
+        <w:t>最终质检结论由质检人员确认。</w:t>
+      </w:r>
+      <w:r>
+        <w:br/>
+        <w:t>系统输出的结果属于辅助决策信息，不能替代质检人员的最终判断。最终的合格、不合格或其他质检结论由质检人员确认后形成正式记录。</w:t>
+      </w:r>
+    </w:p>
+    <w:p>
+      <w:pPr>
+        <w:rPr>
+          <w:rFonts w:hint="eastAsia"/>
+        </w:rPr>
+      </w:pPr>
     </w:p>
     <w:sectPr>
       <w:headerReference w:type="default" r:id="rId7"/>
@@ -1215,7 +1477,7 @@
 </file>
 
 <file path=word/endnotes.xml><?xml version="1.0" encoding="utf-8"?>
-<w:endnotes xmlns:wpc="http://schemas.microsoft.com/office/word/2010/wordprocessingCanvas" xmlns:cx="http://schemas.microsoft.com/office/drawing/2014/chartex" xmlns:cx1="http://schemas.microsoft.com/office/drawing/2015/9/8/chartex" xmlns:cx2="http://schemas.microsoft.com/office/drawing/2015/10/21/chartex" xmlns:cx3="http://schemas.microsoft.com/office/drawing/2016/5/9/chartex" xmlns:cx4="http://schemas.microsoft.com/office/drawing/2016/5/10/chartex" xmlns:cx5="http://schemas.microsoft.com/office/drawing/2016/5/11/chartex" xmlns:cx6="http://schemas.microsoft.com/office/drawing/2016/5/12/chartex" xmlns:cx7="http://schemas.microsoft.com/office/drawing/2016/5/13/chartex" xmlns:cx8="http://schemas.microsoft.com/office/drawing/2016/5/14/chartex" xmlns:mc="http://schemas.openxmlformats.org/markup-compatibility/2006" xmlns:aink="http://schemas.microsoft.com/office/drawing/2016/ink" xmlns:am3d="http://schemas.microsoft.com/office/drawing/2017/model3d" xmlns:o="urn:schemas-microsoft-com:office:office" xmlns:oel="http://schemas.microsoft.com/office/2019/extlst" xmlns:r="http://schemas.openxmlformats.org/officeDocument/2006/relationships" xmlns:m="http://schemas.openxmlformats.org/officeDocument/2006/math" xmlns:v="urn:schemas-microsoft-com:vml" xmlns:wp14="http://schemas.microsoft.com/office/word/2010/wordprocessingDrawing" xmlns:wp="http://schemas.openxmlformats.org/drawingml/2006/wordprocessingDrawing" xmlns:w10="urn:schemas-microsoft-com:office:word" xmlns:w="http://schemas.openxmlformats.org/wordprocessingml/2006/main" xmlns:w14="http://schemas.microsoft.com/office/word/2010/wordml" xmlns:w15="http://schemas.microsoft.com/office/word/2012/wordml" xmlns:w16cei="http://schemas.microsoft.com/office/word/2026/wordml/cei" xmlns:w16cex="http://schemas.microsoft.com/office/word/2018/wordml/cex" xmlns:w16cid="http://schemas.microsoft.com/office/word/2016/wordml/cid" xmlns:w16="http://schemas.microsoft.com/office/word/2018/wordml" xmlns:w16du="http://schemas.microsoft.com/office/word/2023/wordml/word16du" xmlns:w16sdtdh="http://schemas.microsoft.com/office/word/2020/wordml/sdtdatahash" xmlns:w16sdtfl="http://schemas.microsoft.com/office/word/2024/wordml/sdtformatlock" xmlns:w16se="http://schemas.microsoft.com/office/word/2015/wordml/symex" xmlns:wpg="http://schemas.microsoft.com/office/word/2010/wordprocessingGroup" xmlns:wpi="http://schemas.microsoft.com/office/word/2010/wordprocessingInk" xmlns:wne="http://schemas.microsoft.com/office/word/2006/wordml" xmlns:wps="http://schemas.microsoft.com/office/word/2010/wordprocessingShape" mc:Ignorable="w14 w15 w16se w16cid w16 w16cex w16sdtdh w16sdtfl w16du wp14">
+<w:endnotes xmlns:wpc="http://schemas.microsoft.com/office/word/2010/wordprocessingCanvas" xmlns:cx="http://schemas.microsoft.com/office/drawing/2014/chartex" xmlns:cx1="http://schemas.microsoft.com/office/drawing/2015/9/8/chartex" xmlns:cx2="http://schemas.microsoft.com/office/drawing/2015/10/21/chartex" xmlns:cx3="http://schemas.microsoft.com/office/drawing/2016/5/9/chartex" xmlns:cx4="http://schemas.microsoft.com/office/drawing/2016/5/10/chartex" xmlns:cx5="http://schemas.microsoft.com/office/drawing/2016/5/11/chartex" xmlns:cx6="http://schemas.microsoft.com/office/drawing/2016/5/12/chartex" xmlns:cx7="http://schemas.microsoft.com/office/drawing/2016/5/13/chartex" xmlns:cx8="http://schemas.microsoft.com/office/drawing/2016/5/14/chartex" xmlns:mc="http://schemas.openxmlformats.org/markup-compatibility/2006" xmlns:aink="http://schemas.microsoft.com/office/drawing/2016/ink" xmlns:am3d="http://schemas.microsoft.com/office/drawing/2017/model3d" xmlns:o="urn:schemas-microsoft-com:office:office" xmlns:oel="http://schemas.microsoft.com/office/2019/extlst" xmlns:r="http://schemas.openxmlformats.org/officeDocument/2006/relationships" xmlns:m="http://schemas.openxmlformats.org/officeDocument/2006/math" xmlns:v="urn:schemas-microsoft-com:vml" xmlns:wp14="http://schemas.microsoft.com/office/word/2010/wordprocessingDrawing" xmlns:wp="http://schemas.openxmlformats.org/drawingml/2006/wordprocessingDrawing" xmlns:w10="urn:schemas-microsoft-com:office:word" xmlns:w="http://schemas.openxmlformats.org/wordprocessingml/2006/main" xmlns:w14="http://schemas.microsoft.com/office/word/2010/wordml" xmlns:w15="http://schemas.microsoft.com/office/word/2012/wordml" xmlns:w16cex="http://schemas.microsoft.com/office/word/2018/wordml/cex" xmlns:w16cid="http://schemas.microsoft.com/office/word/2016/wordml/cid" xmlns:w16="http://schemas.microsoft.com/office/word/2018/wordml" xmlns:w16du="http://schemas.microsoft.com/office/word/2023/wordml/word16du" xmlns:w16sdtdh="http://schemas.microsoft.com/office/word/2020/wordml/sdtdatahash" xmlns:w16sdtfl="http://schemas.microsoft.com/office/word/2024/wordml/sdtformatlock" xmlns:w16se="http://schemas.microsoft.com/office/word/2015/wordml/symex" xmlns:wpg="http://schemas.microsoft.com/office/word/2010/wordprocessingGroup" xmlns:wpi="http://schemas.microsoft.com/office/word/2010/wordprocessingInk" xmlns:wne="http://schemas.microsoft.com/office/word/2006/wordml" xmlns:wps="http://schemas.microsoft.com/office/word/2010/wordprocessingShape" mc:Ignorable="w14 w15 w16se w16cid w16 w16cex w16sdtdh w16sdtfl w16du wp14">
   <w:endnote w:type="separator" w:id="-1">
     <w:p>
       <w:pPr>
@@ -1240,7 +1502,7 @@
 </file>
 
 <file path=word/footnotes.xml><?xml version="1.0" encoding="utf-8"?>
-<w:footnotes xmlns:wpc="http://schemas.microsoft.com/office/word/2010/wordprocessingCanvas" xmlns:cx="http://schemas.microsoft.com/office/drawing/2014/chartex" xmlns:cx1="http://schemas.microsoft.com/office/drawing/2015/9/8/chartex" xmlns:cx2="http://schemas.microsoft.com/office/drawing/2015/10/21/chartex" xmlns:cx3="http://schemas.microsoft.com/office/drawing/2016/5/9/chartex" xmlns:cx4="http://schemas.microsoft.com/office/drawing/2016/5/10/chartex" xmlns:cx5="http://schemas.microsoft.com/office/drawing/2016/5/11/chartex" xmlns:cx6="http://schemas.microsoft.com/office/drawing/2016/5/12/chartex" xmlns:cx7="http://schemas.microsoft.com/office/drawing/2016/5/13/chartex" xmlns:cx8="http://schemas.microsoft.com/office/drawing/2016/5/14/chartex" xmlns:mc="http://schemas.openxmlformats.org/markup-compatibility/2006" xmlns:aink="http://schemas.microsoft.com/office/drawing/2016/ink" xmlns:am3d="http://schemas.microsoft.com/office/drawing/2017/model3d" xmlns:o="urn:schemas-microsoft-com:office:office" xmlns:oel="http://schemas.microsoft.com/office/2019/extlst" xmlns:r="http://schemas.openxmlformats.org/officeDocument/2006/relationships" xmlns:m="http://schemas.openxmlformats.org/officeDocument/2006/math" xmlns:v="urn:schemas-microsoft-com:vml" xmlns:wp14="http://schemas.microsoft.com/office/word/2010/wordprocessingDrawing" xmlns:wp="http://schemas.openxmlformats.org/drawingml/2006/wordprocessingDrawing" xmlns:w10="urn:schemas-microsoft-com:office:word" xmlns:w="http://schemas.openxmlformats.org/wordprocessingml/2006/main" xmlns:w14="http://schemas.microsoft.com/office/word/2010/wordml" xmlns:w15="http://schemas.microsoft.com/office/word/2012/wordml" xmlns:w16cei="http://schemas.microsoft.com/office/word/2026/wordml/cei" xmlns:w16cex="http://schemas.microsoft.com/office/word/2018/wordml/cex" xmlns:w16cid="http://schemas.microsoft.com/office/word/2016/wordml/cid" xmlns:w16="http://schemas.microsoft.com/office/word/2018/wordml" xmlns:w16du="http://schemas.microsoft.com/office/word/2023/wordml/word16du" xmlns:w16sdtdh="http://schemas.microsoft.com/office/word/2020/wordml/sdtdatahash" xmlns:w16sdtfl="http://schemas.microsoft.com/office/word/2024/wordml/sdtformatlock" xmlns:w16se="http://schemas.microsoft.com/office/word/2015/wordml/symex" xmlns:wpg="http://schemas.microsoft.com/office/word/2010/wordprocessingGroup" xmlns:wpi="http://schemas.microsoft.com/office/word/2010/wordprocessingInk" xmlns:wne="http://schemas.microsoft.com/office/word/2006/wordml" xmlns:wps="http://schemas.microsoft.com/office/word/2010/wordprocessingShape" mc:Ignorable="w14 w15 w16se w16cid w16 w16cex w16sdtdh w16sdtfl w16du wp14">
+<w:footnotes xmlns:wpc="http://schemas.microsoft.com/office/word/2010/wordprocessingCanvas" xmlns:cx="http://schemas.microsoft.com/office/drawing/2014/chartex" xmlns:cx1="http://schemas.microsoft.com/office/drawing/2015/9/8/chartex" xmlns:cx2="http://schemas.microsoft.com/office/drawing/2015/10/21/chartex" xmlns:cx3="http://schemas.microsoft.com/office/drawing/2016/5/9/chartex" xmlns:cx4="http://schemas.microsoft.com/office/drawing/2016/5/10/chartex" xmlns:cx5="http://schemas.microsoft.com/office/drawing/2016/5/11/chartex" xmlns:cx6="http://schemas.microsoft.com/office/drawing/2016/5/12/chartex" xmlns:cx7="http://schemas.microsoft.com/office/drawing/2016/5/13/chartex" xmlns:cx8="http://schemas.microsoft.com/office/drawing/2016/5/14/chartex" xmlns:mc="http://schemas.openxmlformats.org/markup-compatibility/2006" xmlns:aink="http://schemas.microsoft.com/office/drawing/2016/ink" xmlns:am3d="http://schemas.microsoft.com/office/drawing/2017/model3d" xmlns:o="urn:schemas-microsoft-com:office:office" xmlns:oel="http://schemas.microsoft.com/office/2019/extlst" xmlns:r="http://schemas.openxmlformats.org/officeDocument/2006/relationships" xmlns:m="http://schemas.openxmlformats.org/officeDocument/2006/math" xmlns:v="urn:schemas-microsoft-com:vml" xmlns:wp14="http://schemas.microsoft.com/office/word/2010/wordprocessingDrawing" xmlns:wp="http://schemas.openxmlformats.org/drawingml/2006/wordprocessingDrawing" xmlns:w10="urn:schemas-microsoft-com:office:word" xmlns:w="http://schemas.openxmlformats.org/wordprocessingml/2006/main" xmlns:w14="http://schemas.microsoft.com/office/word/2010/wordml" xmlns:w15="http://schemas.microsoft.com/office/word/2012/wordml" xmlns:w16cex="http://schemas.microsoft.com/office/word/2018/wordml/cex" xmlns:w16cid="http://schemas.microsoft.com/office/word/2016/wordml/cid" xmlns:w16="http://schemas.microsoft.com/office/word/2018/wordml" xmlns:w16du="http://schemas.microsoft.com/office/word/2023/wordml/word16du" xmlns:w16sdtdh="http://schemas.microsoft.com/office/word/2020/wordml/sdtdatahash" xmlns:w16sdtfl="http://schemas.microsoft.com/office/word/2024/wordml/sdtformatlock" xmlns:w16se="http://schemas.microsoft.com/office/word/2015/wordml/symex" xmlns:wpg="http://schemas.microsoft.com/office/word/2010/wordprocessingGroup" xmlns:wpi="http://schemas.microsoft.com/office/word/2010/wordprocessingInk" xmlns:wne="http://schemas.microsoft.com/office/word/2006/wordml" xmlns:wps="http://schemas.microsoft.com/office/word/2010/wordprocessingShape" mc:Ignorable="w14 w15 w16se w16cid w16 w16cex w16sdtdh w16sdtfl w16du wp14">
   <w:footnote w:type="separator" w:id="-1">
     <w:p>
       <w:pPr>
@@ -1265,7 +1527,7 @@
 </file>
 
 <file path=word/header1.xml><?xml version="1.0" encoding="utf-8"?>
-<w:hdr xmlns:wpc="http://schemas.microsoft.com/office/word/2010/wordprocessingCanvas" xmlns:cx="http://schemas.microsoft.com/office/drawing/2014/chartex" xmlns:cx1="http://schemas.microsoft.com/office/drawing/2015/9/8/chartex" xmlns:cx2="http://schemas.microsoft.com/office/drawing/2015/10/21/chartex" xmlns:cx3="http://schemas.microsoft.com/office/drawing/2016/5/9/chartex" xmlns:cx4="http://schemas.microsoft.com/office/drawing/2016/5/10/chartex" xmlns:cx5="http://schemas.microsoft.com/office/drawing/2016/5/11/chartex" xmlns:cx6="http://schemas.microsoft.com/office/drawing/2016/5/12/chartex" xmlns:cx7="http://schemas.microsoft.com/office/drawing/2016/5/13/chartex" xmlns:cx8="http://schemas.microsoft.com/office/drawing/2016/5/14/chartex" xmlns:mc="http://schemas.openxmlformats.org/markup-compatibility/2006" xmlns:aink="http://schemas.microsoft.com/office/drawing/2016/ink" xmlns:am3d="http://schemas.microsoft.com/office/drawing/2017/model3d" xmlns:o="urn:schemas-microsoft-com:office:office" xmlns:oel="http://schemas.microsoft.com/office/2019/extlst" xmlns:r="http://schemas.openxmlformats.org/officeDocument/2006/relationships" xmlns:m="http://schemas.openxmlformats.org/officeDocument/2006/math" xmlns:v="urn:schemas-microsoft-com:vml" xmlns:wp14="http://schemas.microsoft.com/office/word/2010/wordprocessingDrawing" xmlns:wp="http://schemas.openxmlformats.org/drawingml/2006/wordprocessingDrawing" xmlns:w10="urn:schemas-microsoft-com:office:word" xmlns:w="http://schemas.openxmlformats.org/wordprocessingml/2006/main" xmlns:w14="http://schemas.microsoft.com/office/word/2010/wordml" xmlns:w15="http://schemas.microsoft.com/office/word/2012/wordml" xmlns:w16cei="http://schemas.microsoft.com/office/word/2026/wordml/cei" xmlns:w16cex="http://schemas.microsoft.com/office/word/2018/wordml/cex" xmlns:w16cid="http://schemas.microsoft.com/office/word/2016/wordml/cid" xmlns:w16="http://schemas.microsoft.com/office/word/2018/wordml" xmlns:w16du="http://schemas.microsoft.com/office/word/2023/wordml/word16du" xmlns:w16sdtdh="http://schemas.microsoft.com/office/word/2020/wordml/sdtdatahash" xmlns:w16sdtfl="http://schemas.microsoft.com/office/word/2024/wordml/sdtformatlock" xmlns:w16se="http://schemas.microsoft.com/office/word/2015/wordml/symex" xmlns:wpg="http://schemas.microsoft.com/office/word/2010/wordprocessingGroup" xmlns:wpi="http://schemas.microsoft.com/office/word/2010/wordprocessingInk" xmlns:wne="http://schemas.microsoft.com/office/word/2006/wordml" xmlns:wps="http://schemas.microsoft.com/office/word/2010/wordprocessingShape" mc:Ignorable="w14 w15 w16se w16cid w16 w16cex w16sdtdh w16sdtfl w16du wp14">
+<w:hdr xmlns:wpc="http://schemas.microsoft.com/office/word/2010/wordprocessingCanvas" xmlns:cx="http://schemas.microsoft.com/office/drawing/2014/chartex" xmlns:cx1="http://schemas.microsoft.com/office/drawing/2015/9/8/chartex" xmlns:cx2="http://schemas.microsoft.com/office/drawing/2015/10/21/chartex" xmlns:cx3="http://schemas.microsoft.com/office/drawing/2016/5/9/chartex" xmlns:cx4="http://schemas.microsoft.com/office/drawing/2016/5/10/chartex" xmlns:cx5="http://schemas.microsoft.com/office/drawing/2016/5/11/chartex" xmlns:cx6="http://schemas.microsoft.com/office/drawing/2016/5/12/chartex" xmlns:cx7="http://schemas.microsoft.com/office/drawing/2016/5/13/chartex" xmlns:cx8="http://schemas.microsoft.com/office/drawing/2016/5/14/chartex" xmlns:mc="http://schemas.openxmlformats.org/markup-compatibility/2006" xmlns:aink="http://schemas.microsoft.com/office/drawing/2016/ink" xmlns:am3d="http://schemas.microsoft.com/office/drawing/2017/model3d" xmlns:o="urn:schemas-microsoft-com:office:office" xmlns:oel="http://schemas.microsoft.com/office/2019/extlst" xmlns:r="http://schemas.openxmlformats.org/officeDocument/2006/relationships" xmlns:m="http://schemas.openxmlformats.org/officeDocument/2006/math" xmlns:v="urn:schemas-microsoft-com:vml" xmlns:wp14="http://schemas.microsoft.com/office/word/2010/wordprocessingDrawing" xmlns:wp="http://schemas.openxmlformats.org/drawingml/2006/wordprocessingDrawing" xmlns:w10="urn:schemas-microsoft-com:office:word" xmlns:w="http://schemas.openxmlformats.org/wordprocessingml/2006/main" xmlns:w14="http://schemas.microsoft.com/office/word/2010/wordml" xmlns:w15="http://schemas.microsoft.com/office/word/2012/wordml" xmlns:w16cex="http://schemas.microsoft.com/office/word/2018/wordml/cex" xmlns:w16cid="http://schemas.microsoft.com/office/word/2016/wordml/cid" xmlns:w16="http://schemas.microsoft.com/office/word/2018/wordml" xmlns:w16du="http://schemas.microsoft.com/office/word/2023/wordml/word16du" xmlns:w16sdtdh="http://schemas.microsoft.com/office/word/2020/wordml/sdtdatahash" xmlns:w16sdtfl="http://schemas.microsoft.com/office/word/2024/wordml/sdtformatlock" xmlns:w16se="http://schemas.microsoft.com/office/word/2015/wordml/symex" xmlns:wpg="http://schemas.microsoft.com/office/word/2010/wordprocessingGroup" xmlns:wpi="http://schemas.microsoft.com/office/word/2010/wordprocessingInk" xmlns:wne="http://schemas.microsoft.com/office/word/2006/wordml" xmlns:wps="http://schemas.microsoft.com/office/word/2010/wordprocessingShape" mc:Ignorable="w14 w15 w16se w16cid w16 w16cex w16sdtdh w16sdtfl w16du wp14">
   <w:p>
     <w:pPr>
       <w:pStyle w:val="ae"/>
@@ -1281,7 +1543,7 @@
 </file>
 
 <file path=word/numbering.xml><?xml version="1.0" encoding="utf-8"?>
-<w:numbering xmlns:wpc="http://schemas.microsoft.com/office/word/2010/wordprocessingCanvas" xmlns:cx="http://schemas.microsoft.com/office/drawing/2014/chartex" xmlns:cx1="http://schemas.microsoft.com/office/drawing/2015/9/8/chartex" xmlns:cx2="http://schemas.microsoft.com/office/drawing/2015/10/21/chartex" xmlns:cx3="http://schemas.microsoft.com/office/drawing/2016/5/9/chartex" xmlns:cx4="http://schemas.microsoft.com/office/drawing/2016/5/10/chartex" xmlns:cx5="http://schemas.microsoft.com/office/drawing/2016/5/11/chartex" xmlns:cx6="http://schemas.microsoft.com/office/drawing/2016/5/12/chartex" xmlns:cx7="http://schemas.microsoft.com/office/drawing/2016/5/13/chartex" xmlns:cx8="http://schemas.microsoft.com/office/drawing/2016/5/14/chartex" xmlns:mc="http://schemas.openxmlformats.org/markup-compatibility/2006" xmlns:aink="http://schemas.microsoft.com/office/drawing/2016/ink" xmlns:am3d="http://schemas.microsoft.com/office/drawing/2017/model3d" xmlns:o="urn:schemas-microsoft-com:office:office" xmlns:oel="http://schemas.microsoft.com/office/2019/extlst" xmlns:r="http://schemas.openxmlformats.org/officeDocument/2006/relationships" xmlns:m="http://schemas.openxmlformats.org/officeDocument/2006/math" xmlns:v="urn:schemas-microsoft-com:vml" xmlns:wp14="http://schemas.microsoft.com/office/word/2010/wordprocessingDrawing" xmlns:wp="http://schemas.openxmlformats.org/drawingml/2006/wordprocessingDrawing" xmlns:w10="urn:schemas-microsoft-com:office:word" xmlns:w="http://schemas.openxmlformats.org/wordprocessingml/2006/main" xmlns:w14="http://schemas.microsoft.com/office/word/2010/wordml" xmlns:w15="http://schemas.microsoft.com/office/word/2012/wordml" xmlns:w16cei="http://schemas.microsoft.com/office/word/2026/wordml/cei" xmlns:w16cex="http://schemas.microsoft.com/office/word/2018/wordml/cex" xmlns:w16cid="http://schemas.microsoft.com/office/word/2016/wordml/cid" xmlns:w16="http://schemas.microsoft.com/office/word/2018/wordml" xmlns:w16du="http://schemas.microsoft.com/office/word/2023/wordml/word16du" xmlns:w16sdtdh="http://schemas.microsoft.com/office/word/2020/wordml/sdtdatahash" xmlns:w16sdtfl="http://schemas.microsoft.com/office/word/2024/wordml/sdtformatlock" xmlns:w16se="http://schemas.microsoft.com/office/word/2015/wordml/symex" xmlns:wpg="http://schemas.microsoft.com/office/word/2010/wordprocessingGroup" xmlns:wpi="http://schemas.microsoft.com/office/word/2010/wordprocessingInk" xmlns:wne="http://schemas.microsoft.com/office/word/2006/wordml" xmlns:wps="http://schemas.microsoft.com/office/word/2010/wordprocessingShape" mc:Ignorable="w14 w15 w16se w16cid w16 w16cex w16sdtdh w16sdtfl w16du wp14">
+<w:numbering xmlns:wpc="http://schemas.microsoft.com/office/word/2010/wordprocessingCanvas" xmlns:cx="http://schemas.microsoft.com/office/drawing/2014/chartex" xmlns:cx1="http://schemas.microsoft.com/office/drawing/2015/9/8/chartex" xmlns:cx2="http://schemas.microsoft.com/office/drawing/2015/10/21/chartex" xmlns:cx3="http://schemas.microsoft.com/office/drawing/2016/5/9/chartex" xmlns:cx4="http://schemas.microsoft.com/office/drawing/2016/5/10/chartex" xmlns:cx5="http://schemas.microsoft.com/office/drawing/2016/5/11/chartex" xmlns:cx6="http://schemas.microsoft.com/office/drawing/2016/5/12/chartex" xmlns:cx7="http://schemas.microsoft.com/office/drawing/2016/5/13/chartex" xmlns:cx8="http://schemas.microsoft.com/office/drawing/2016/5/14/chartex" xmlns:mc="http://schemas.openxmlformats.org/markup-compatibility/2006" xmlns:aink="http://schemas.microsoft.com/office/drawing/2016/ink" xmlns:am3d="http://schemas.microsoft.com/office/drawing/2017/model3d" xmlns:o="urn:schemas-microsoft-com:office:office" xmlns:oel="http://schemas.microsoft.com/office/2019/extlst" xmlns:r="http://schemas.openxmlformats.org/officeDocument/2006/relationships" xmlns:m="http://schemas.openxmlformats.org/officeDocument/2006/math" xmlns:v="urn:schemas-microsoft-com:vml" xmlns:wp14="http://schemas.microsoft.com/office/word/2010/wordprocessingDrawing" xmlns:wp="http://schemas.openxmlformats.org/drawingml/2006/wordprocessingDrawing" xmlns:w10="urn:schemas-microsoft-com:office:word" xmlns:w="http://schemas.openxmlformats.org/wordprocessingml/2006/main" xmlns:w14="http://schemas.microsoft.com/office/word/2010/wordml" xmlns:w15="http://schemas.microsoft.com/office/word/2012/wordml" xmlns:w16cex="http://schemas.microsoft.com/office/word/2018/wordml/cex" xmlns:w16cid="http://schemas.microsoft.com/office/word/2016/wordml/cid" xmlns:w16="http://schemas.microsoft.com/office/word/2018/wordml" xmlns:w16du="http://schemas.microsoft.com/office/word/2023/wordml/word16du" xmlns:w16sdtdh="http://schemas.microsoft.com/office/word/2020/wordml/sdtdatahash" xmlns:w16sdtfl="http://schemas.microsoft.com/office/word/2024/wordml/sdtformatlock" xmlns:w16se="http://schemas.microsoft.com/office/word/2015/wordml/symex" xmlns:wpg="http://schemas.microsoft.com/office/word/2010/wordprocessingGroup" xmlns:wpi="http://schemas.microsoft.com/office/word/2010/wordprocessingInk" xmlns:wne="http://schemas.microsoft.com/office/word/2006/wordml" xmlns:wps="http://schemas.microsoft.com/office/word/2010/wordprocessingShape" mc:Ignorable="w14 w15 w16se w16cid w16 w16cex w16sdtdh w16sdtfl w16du wp14">
   <w:abstractNum w:abstractNumId="0" w15:restartNumberingAfterBreak="0">
     <w:nsid w:val="0DBD40F5"/>
     <w:multiLevelType w:val="multilevel"/>
@@ -1581,6 +1843,119 @@
     </w:lvl>
   </w:abstractNum>
   <w:abstractNum w:abstractNumId="2" w15:restartNumberingAfterBreak="0">
+    <w:nsid w:val="37F903F4"/>
+    <w:multiLevelType w:val="multilevel"/>
+    <w:tmpl w:val="C328789A"/>
+    <w:lvl w:ilvl="0">
+      <w:start w:val="1"/>
+      <w:numFmt w:val="decimal"/>
+      <w:lvlText w:val="%1."/>
+      <w:lvlJc w:val="left"/>
+      <w:pPr>
+        <w:tabs>
+          <w:tab w:val="num" w:pos="720"/>
+        </w:tabs>
+        <w:ind w:left="720" w:hanging="360"/>
+      </w:pPr>
+    </w:lvl>
+    <w:lvl w:ilvl="1" w:tentative="1">
+      <w:start w:val="1"/>
+      <w:numFmt w:val="decimal"/>
+      <w:lvlText w:val="%2."/>
+      <w:lvlJc w:val="left"/>
+      <w:pPr>
+        <w:tabs>
+          <w:tab w:val="num" w:pos="1440"/>
+        </w:tabs>
+        <w:ind w:left="1440" w:hanging="360"/>
+      </w:pPr>
+    </w:lvl>
+    <w:lvl w:ilvl="2" w:tentative="1">
+      <w:start w:val="1"/>
+      <w:numFmt w:val="decimal"/>
+      <w:lvlText w:val="%3."/>
+      <w:lvlJc w:val="left"/>
+      <w:pPr>
+        <w:tabs>
+          <w:tab w:val="num" w:pos="2160"/>
+        </w:tabs>
+        <w:ind w:left="2160" w:hanging="360"/>
+      </w:pPr>
+    </w:lvl>
+    <w:lvl w:ilvl="3" w:tentative="1">
+      <w:start w:val="1"/>
+      <w:numFmt w:val="decimal"/>
+      <w:lvlText w:val="%4."/>
+      <w:lvlJc w:val="left"/>
+      <w:pPr>
+        <w:tabs>
+          <w:tab w:val="num" w:pos="2880"/>
+        </w:tabs>
+        <w:ind w:left="2880" w:hanging="360"/>
+      </w:pPr>
+    </w:lvl>
+    <w:lvl w:ilvl="4" w:tentative="1">
+      <w:start w:val="1"/>
+      <w:numFmt w:val="decimal"/>
+      <w:lvlText w:val="%5."/>
+      <w:lvlJc w:val="left"/>
+      <w:pPr>
+        <w:tabs>
+          <w:tab w:val="num" w:pos="3600"/>
+        </w:tabs>
+        <w:ind w:left="3600" w:hanging="360"/>
+      </w:pPr>
+    </w:lvl>
+    <w:lvl w:ilvl="5" w:tentative="1">
+      <w:start w:val="1"/>
+      <w:numFmt w:val="decimal"/>
+      <w:lvlText w:val="%6."/>
+      <w:lvlJc w:val="left"/>
+      <w:pPr>
+        <w:tabs>
+          <w:tab w:val="num" w:pos="4320"/>
+        </w:tabs>
+        <w:ind w:left="4320" w:hanging="360"/>
+      </w:pPr>
+    </w:lvl>
+    <w:lvl w:ilvl="6" w:tentative="1">
+      <w:start w:val="1"/>
+      <w:numFmt w:val="decimal"/>
+      <w:lvlText w:val="%7."/>
+      <w:lvlJc w:val="left"/>
+      <w:pPr>
+        <w:tabs>
+          <w:tab w:val="num" w:pos="5040"/>
+        </w:tabs>
+        <w:ind w:left="5040" w:hanging="360"/>
+      </w:pPr>
+    </w:lvl>
+    <w:lvl w:ilvl="7" w:tentative="1">
+      <w:start w:val="1"/>
+      <w:numFmt w:val="decimal"/>
+      <w:lvlText w:val="%8."/>
+      <w:lvlJc w:val="left"/>
+      <w:pPr>
+        <w:tabs>
+          <w:tab w:val="num" w:pos="5760"/>
+        </w:tabs>
+        <w:ind w:left="5760" w:hanging="360"/>
+      </w:pPr>
+    </w:lvl>
+    <w:lvl w:ilvl="8" w:tentative="1">
+      <w:start w:val="1"/>
+      <w:numFmt w:val="decimal"/>
+      <w:lvlText w:val="%9."/>
+      <w:lvlJc w:val="left"/>
+      <w:pPr>
+        <w:tabs>
+          <w:tab w:val="num" w:pos="6480"/>
+        </w:tabs>
+        <w:ind w:left="6480" w:hanging="360"/>
+      </w:pPr>
+    </w:lvl>
+  </w:abstractNum>
+  <w:abstractNum w:abstractNumId="3" w15:restartNumberingAfterBreak="0">
     <w:nsid w:val="3A4E700A"/>
     <w:multiLevelType w:val="hybridMultilevel"/>
     <w:tmpl w:val="55C00F12"/>
@@ -1669,7 +2044,7 @@
       </w:pPr>
     </w:lvl>
   </w:abstractNum>
-  <w:abstractNum w:abstractNumId="3" w15:restartNumberingAfterBreak="0">
+  <w:abstractNum w:abstractNumId="4" w15:restartNumberingAfterBreak="0">
     <w:nsid w:val="437C28CA"/>
     <w:multiLevelType w:val="multilevel"/>
     <w:tmpl w:val="3216CAB4"/>
@@ -1798,7 +2173,7 @@
       </w:rPr>
     </w:lvl>
   </w:abstractNum>
-  <w:abstractNum w:abstractNumId="4" w15:restartNumberingAfterBreak="0">
+  <w:abstractNum w:abstractNumId="5" w15:restartNumberingAfterBreak="0">
     <w:nsid w:val="48AD5F8C"/>
     <w:multiLevelType w:val="hybridMultilevel"/>
     <w:tmpl w:val="E5D014D4"/>
@@ -1887,7 +2262,7 @@
       </w:pPr>
     </w:lvl>
   </w:abstractNum>
-  <w:abstractNum w:abstractNumId="5" w15:restartNumberingAfterBreak="0">
+  <w:abstractNum w:abstractNumId="6" w15:restartNumberingAfterBreak="0">
     <w:nsid w:val="4B872DF7"/>
     <w:multiLevelType w:val="hybridMultilevel"/>
     <w:tmpl w:val="56E2B158"/>
@@ -1976,7 +2351,7 @@
       </w:pPr>
     </w:lvl>
   </w:abstractNum>
-  <w:abstractNum w:abstractNumId="6" w15:restartNumberingAfterBreak="0">
+  <w:abstractNum w:abstractNumId="7" w15:restartNumberingAfterBreak="0">
     <w:nsid w:val="4CF35938"/>
     <w:multiLevelType w:val="hybridMultilevel"/>
     <w:tmpl w:val="964A2258"/>
@@ -2065,7 +2440,7 @@
       </w:pPr>
     </w:lvl>
   </w:abstractNum>
-  <w:abstractNum w:abstractNumId="7" w15:restartNumberingAfterBreak="0">
+  <w:abstractNum w:abstractNumId="8" w15:restartNumberingAfterBreak="0">
     <w:nsid w:val="7D9459BA"/>
     <w:multiLevelType w:val="multilevel"/>
     <w:tmpl w:val="E302442E"/>
@@ -2215,7 +2590,7 @@
     </w:lvl>
   </w:abstractNum>
   <w:num w:numId="1" w16cid:durableId="63450127">
-    <w:abstractNumId w:val="6"/>
+    <w:abstractNumId w:val="7"/>
   </w:num>
   <w:num w:numId="2" w16cid:durableId="1774281445">
     <w:abstractNumId w:val="1"/>
@@ -2224,19 +2599,22 @@
     <w:abstractNumId w:val="0"/>
   </w:num>
   <w:num w:numId="4" w16cid:durableId="331877314">
-    <w:abstractNumId w:val="7"/>
+    <w:abstractNumId w:val="8"/>
   </w:num>
   <w:num w:numId="5" w16cid:durableId="1363163501">
-    <w:abstractNumId w:val="2"/>
+    <w:abstractNumId w:val="3"/>
   </w:num>
   <w:num w:numId="6" w16cid:durableId="154956897">
+    <w:abstractNumId w:val="5"/>
+  </w:num>
+  <w:num w:numId="7" w16cid:durableId="1353457774">
     <w:abstractNumId w:val="4"/>
   </w:num>
-  <w:num w:numId="7" w16cid:durableId="1353457774">
-    <w:abstractNumId w:val="3"/>
+  <w:num w:numId="8" w16cid:durableId="1831406787">
+    <w:abstractNumId w:val="6"/>
   </w:num>
-  <w:num w:numId="8" w16cid:durableId="1831406787">
-    <w:abstractNumId w:val="5"/>
+  <w:num w:numId="9" w16cid:durableId="451174404">
+    <w:abstractNumId w:val="2"/>
   </w:num>
 </w:numbering>
 </file>
@@ -3227,6 +3605,50 @@
       <w:szCs w:val="18"/>
     </w:rPr>
   </w:style>
+  <w:style w:type="paragraph" w:customStyle="1" w:styleId="pdq2pgselectionanchorcontainer">
+    <w:name w:val="pdq2pg_selectionanchorcontainer"/>
+    <w:basedOn w:val="a"/>
+    <w:rsid w:val="00407B8B"/>
+    <w:pPr>
+      <w:widowControl/>
+      <w:spacing w:before="100" w:beforeAutospacing="1" w:after="100" w:afterAutospacing="1" w:line="240" w:lineRule="auto"/>
+    </w:pPr>
+    <w:rPr>
+      <w:rFonts w:ascii="宋体" w:eastAsia="宋体" w:hAnsi="宋体" w:cs="宋体"/>
+      <w:kern w:val="0"/>
+      <w:sz w:val="24"/>
+      <w14:ligatures w14:val="none"/>
+    </w:rPr>
+  </w:style>
+  <w:style w:type="character" w:styleId="af2">
+    <w:name w:val="Strong"/>
+    <w:basedOn w:val="a0"/>
+    <w:uiPriority w:val="22"/>
+    <w:qFormat/>
+    <w:rsid w:val="00407B8B"/>
+    <w:rPr>
+      <w:b/>
+      <w:bCs/>
+    </w:rPr>
+  </w:style>
+  <w:style w:type="paragraph" w:styleId="af3">
+    <w:name w:val="Normal (Web)"/>
+    <w:basedOn w:val="a"/>
+    <w:uiPriority w:val="99"/>
+    <w:semiHidden/>
+    <w:unhideWhenUsed/>
+    <w:rsid w:val="00407B8B"/>
+    <w:pPr>
+      <w:widowControl/>
+      <w:spacing w:before="100" w:beforeAutospacing="1" w:after="100" w:afterAutospacing="1" w:line="240" w:lineRule="auto"/>
+    </w:pPr>
+    <w:rPr>
+      <w:rFonts w:ascii="宋体" w:eastAsia="宋体" w:hAnsi="宋体" w:cs="宋体"/>
+      <w:kern w:val="0"/>
+      <w:sz w:val="24"/>
+      <w14:ligatures w14:val="none"/>
+    </w:rPr>
+  </w:style>
 </w:styles>
 </file>
 
